--- a/ab_response_formats/Realty_start.docx
+++ b/ab_response_formats/Realty_start.docx
@@ -19,8 +19,6 @@
           <w:docGrid w:type="lines" w:linePitch="312" w:charSpace="0"/>
         </w:sectPr>
       </w:pPr>
-      <w:bookmarkStart w:id="5" w:name="_GoBack"/>
-      <w:bookmarkEnd w:id="5"/>
       <w:r>
         <mc:AlternateContent>
           <mc:Choice Requires="wps">
@@ -313,8 +311,8 @@
                               </w:rPr>
                             </w:pPr>
                             <w:bookmarkStart w:id="2" w:name="_Toc367276126"/>
-                            <w:bookmarkStart w:id="3" w:name="_Toc373247004"/>
-                            <w:bookmarkStart w:id="4" w:name="_Toc367276440"/>
+                            <w:bookmarkStart w:id="3" w:name="_Toc367276440"/>
+                            <w:bookmarkStart w:id="4" w:name="_Toc373247004"/>
                             <w:r>
                               <w:rPr>
                                 <w:rFonts w:hint="eastAsia" w:ascii="Arial Black" w:hAnsi="Arial Black" w:cs="Arial"/>
@@ -422,8 +420,8 @@
                         </w:rPr>
                       </w:pPr>
                       <w:bookmarkStart w:id="2" w:name="_Toc367276126"/>
-                      <w:bookmarkStart w:id="3" w:name="_Toc373247004"/>
-                      <w:bookmarkStart w:id="4" w:name="_Toc367276440"/>
+                      <w:bookmarkStart w:id="3" w:name="_Toc367276440"/>
+                      <w:bookmarkStart w:id="4" w:name="_Toc373247004"/>
                       <w:r>
                         <w:rPr>
                           <w:rFonts w:hint="eastAsia" w:ascii="Arial Black" w:hAnsi="Arial Black" w:cs="Arial"/>
@@ -1505,6 +1503,8 @@
           </mc:Fallback>
         </mc:AlternateContent>
       </w:r>
+      <w:bookmarkStart w:id="5" w:name="_GoBack"/>
+      <w:bookmarkEnd w:id="5"/>
       <w:r>
         <mc:AlternateContent>
           <mc:Choice Requires="wps">
@@ -6518,8 +6518,9 @@
     <w:qFormat/>
     <w:uiPriority w:val="0"/>
     <w:rPr>
-      <w:color w:val="800080"/>
-      <w:u w:val="single"/>
+      <w:rFonts w:ascii="Times New Roman" w:hAnsi="Times New Roman" w:eastAsia="宋体"/>
+      <w:color w:val="C00000"/>
+      <w:u w:val="none"/>
     </w:rPr>
   </w:style>
   <w:style w:type="character" w:styleId="32">
@@ -6527,8 +6528,9 @@
     <w:qFormat/>
     <w:uiPriority w:val="99"/>
     <w:rPr>
-      <w:color w:val="0000FF"/>
-      <w:u w:val="single"/>
+      <w:rFonts w:ascii="Times New Roman" w:hAnsi="Times New Roman" w:eastAsia="宋体"/>
+      <w:color w:val="C00000"/>
+      <w:u w:val="none"/>
     </w:rPr>
   </w:style>
   <w:style w:type="character" w:customStyle="1" w:styleId="33">

--- a/ab_response_formats/Realty_start.docx
+++ b/ab_response_formats/Realty_start.docx
@@ -19,6 +19,8 @@
           <w:docGrid w:type="lines" w:linePitch="312" w:charSpace="0"/>
         </w:sectPr>
       </w:pPr>
+      <w:bookmarkStart w:id="5" w:name="_GoBack"/>
+      <w:bookmarkEnd w:id="5"/>
       <w:r>
         <mc:AlternateContent>
           <mc:Choice Requires="wps">
@@ -310,8 +312,8 @@
                                 <w:sz w:val="32"/>
                               </w:rPr>
                             </w:pPr>
-                            <w:bookmarkStart w:id="2" w:name="_Toc367276126"/>
-                            <w:bookmarkStart w:id="3" w:name="_Toc367276440"/>
+                            <w:bookmarkStart w:id="2" w:name="_Toc367276440"/>
+                            <w:bookmarkStart w:id="3" w:name="_Toc367276126"/>
                             <w:bookmarkStart w:id="4" w:name="_Toc373247004"/>
                             <w:r>
                               <w:rPr>
@@ -419,8 +421,8 @@
                           <w:sz w:val="32"/>
                         </w:rPr>
                       </w:pPr>
-                      <w:bookmarkStart w:id="2" w:name="_Toc367276126"/>
-                      <w:bookmarkStart w:id="3" w:name="_Toc367276440"/>
+                      <w:bookmarkStart w:id="2" w:name="_Toc367276440"/>
+                      <w:bookmarkStart w:id="3" w:name="_Toc367276126"/>
                       <w:bookmarkStart w:id="4" w:name="_Toc373247004"/>
                       <w:r>
                         <w:rPr>
@@ -1503,8 +1505,6 @@
           </mc:Fallback>
         </mc:AlternateContent>
       </w:r>
-      <w:bookmarkStart w:id="5" w:name="_GoBack"/>
-      <w:bookmarkEnd w:id="5"/>
       <w:r>
         <mc:AlternateContent>
           <mc:Choice Requires="wps">
@@ -2714,19 +2714,7 @@
     <w:p>
       <w:pPr>
         <w:pStyle w:val="23"/>
-        <w:keepNext w:val="0"/>
-        <w:keepLines w:val="0"/>
-        <w:pageBreakBefore w:val="0"/>
-        <w:widowControl w:val="0"/>
-        <w:kinsoku/>
-        <w:wordWrap/>
-        <w:overflowPunct/>
-        <w:topLinePunct w:val="0"/>
-        <w:autoSpaceDE/>
-        <w:autoSpaceDN/>
         <w:bidi w:val="0"/>
-        <w:spacing w:before="0"/>
-        <w:ind w:firstLine="0" w:firstLineChars="0"/>
       </w:pPr>
       <w:r>
         <w:fldChar w:fldCharType="begin"/>
@@ -2739,8 +2727,7 @@
       </w:r>
       <w:r>
         <w:rPr>
-          <w:rFonts w:hint="eastAsia" w:ascii="Cambria" w:hAnsi="Cambria" w:cs="宋体"/>
-          <w:kern w:val="0"/>
+          <w:rFonts w:hint="eastAsia"/>
         </w:rPr>
         <w:t>〖区域市场动态〗</w:t>
       </w:r>
@@ -2769,19 +2756,7 @@
     <w:p>
       <w:pPr>
         <w:pStyle w:val="23"/>
-        <w:keepNext w:val="0"/>
-        <w:keepLines w:val="0"/>
-        <w:pageBreakBefore w:val="0"/>
-        <w:widowControl w:val="0"/>
-        <w:kinsoku/>
-        <w:wordWrap/>
-        <w:overflowPunct/>
-        <w:topLinePunct w:val="0"/>
-        <w:autoSpaceDE/>
-        <w:autoSpaceDN/>
         <w:bidi w:val="0"/>
-        <w:spacing w:before="0"/>
-        <w:ind w:firstLine="0" w:firstLineChars="0"/>
       </w:pPr>
       <w:r>
         <w:fldChar w:fldCharType="begin"/>
@@ -2794,8 +2769,7 @@
       </w:r>
       <w:r>
         <w:rPr>
-          <w:rFonts w:hint="eastAsia" w:ascii="Cambria" w:hAnsi="Cambria" w:cs="宋体"/>
-          <w:kern w:val="0"/>
+          <w:rFonts w:hint="eastAsia"/>
         </w:rPr>
         <w:t>〖热点动态〗</w:t>
       </w:r>
@@ -3894,19 +3868,7 @@
     <w:p>
       <w:pPr>
         <w:pStyle w:val="23"/>
-        <w:keepNext w:val="0"/>
-        <w:keepLines w:val="0"/>
-        <w:pageBreakBefore w:val="0"/>
-        <w:widowControl w:val="0"/>
-        <w:kinsoku/>
-        <w:wordWrap/>
-        <w:overflowPunct/>
-        <w:topLinePunct w:val="0"/>
-        <w:autoSpaceDE/>
-        <w:autoSpaceDN/>
         <w:bidi w:val="0"/>
-        <w:spacing w:before="0"/>
-        <w:ind w:firstLine="0" w:firstLineChars="0"/>
       </w:pPr>
       <w:r>
         <w:fldChar w:fldCharType="begin"/>
@@ -3919,8 +3881,7 @@
       </w:r>
       <w:r>
         <w:rPr>
-          <w:rFonts w:hint="eastAsia" w:ascii="Cambria" w:hAnsi="Cambria" w:cs="宋体"/>
-          <w:kern w:val="0"/>
+          <w:rFonts w:hint="eastAsia"/>
         </w:rPr>
         <w:t>〖行业数据〗</w:t>
       </w:r>
@@ -5820,19 +5781,19 @@
     <w:lsdException w:unhideWhenUsed="0" w:uiPriority="0" w:semiHidden="0" w:name="index 7"/>
     <w:lsdException w:unhideWhenUsed="0" w:uiPriority="0" w:semiHidden="0" w:name="index 8"/>
     <w:lsdException w:unhideWhenUsed="0" w:uiPriority="0" w:semiHidden="0" w:name="index 9"/>
-    <w:lsdException w:unhideWhenUsed="0" w:uiPriority="39" w:semiHidden="0" w:name="toc 1"/>
+    <w:lsdException w:qFormat="1" w:unhideWhenUsed="0" w:uiPriority="39" w:semiHidden="0" w:name="toc 1"/>
     <w:lsdException w:unhideWhenUsed="0" w:uiPriority="39" w:semiHidden="0" w:name="toc 2"/>
-    <w:lsdException w:unhideWhenUsed="0" w:uiPriority="39" w:semiHidden="0" w:name="toc 3"/>
-    <w:lsdException w:uiPriority="39" w:semiHidden="0" w:name="toc 4"/>
-    <w:lsdException w:uiPriority="39" w:semiHidden="0" w:name="toc 5"/>
-    <w:lsdException w:uiPriority="39" w:semiHidden="0" w:name="toc 6"/>
-    <w:lsdException w:uiPriority="39" w:semiHidden="0" w:name="toc 7"/>
-    <w:lsdException w:uiPriority="39" w:semiHidden="0" w:name="toc 8"/>
-    <w:lsdException w:uiPriority="39" w:semiHidden="0" w:name="toc 9"/>
-    <w:lsdException w:unhideWhenUsed="0" w:uiPriority="99" w:semiHidden="0" w:name="Normal Indent"/>
+    <w:lsdException w:qFormat="1" w:unhideWhenUsed="0" w:uiPriority="39" w:semiHidden="0" w:name="toc 3"/>
+    <w:lsdException w:qFormat="1" w:uiPriority="39" w:semiHidden="0" w:name="toc 4"/>
+    <w:lsdException w:qFormat="1" w:uiPriority="39" w:semiHidden="0" w:name="toc 5"/>
+    <w:lsdException w:qFormat="1" w:uiPriority="39" w:semiHidden="0" w:name="toc 6"/>
+    <w:lsdException w:qFormat="1" w:uiPriority="39" w:semiHidden="0" w:name="toc 7"/>
+    <w:lsdException w:qFormat="1" w:uiPriority="39" w:semiHidden="0" w:name="toc 8"/>
+    <w:lsdException w:qFormat="1" w:uiPriority="39" w:semiHidden="0" w:name="toc 9"/>
+    <w:lsdException w:qFormat="1" w:unhideWhenUsed="0" w:uiPriority="99" w:semiHidden="0" w:name="Normal Indent"/>
     <w:lsdException w:unhideWhenUsed="0" w:uiPriority="0" w:semiHidden="0" w:name="footnote text"/>
     <w:lsdException w:unhideWhenUsed="0" w:uiPriority="0" w:semiHidden="0" w:name="annotation text"/>
-    <w:lsdException w:unhideWhenUsed="0" w:uiPriority="99" w:semiHidden="0" w:name="header"/>
+    <w:lsdException w:qFormat="1" w:unhideWhenUsed="0" w:uiPriority="99" w:semiHidden="0" w:name="header"/>
     <w:lsdException w:unhideWhenUsed="0" w:uiPriority="99" w:semiHidden="0" w:name="footer"/>
     <w:lsdException w:unhideWhenUsed="0" w:uiPriority="0" w:semiHidden="0" w:name="index heading"/>
     <w:lsdException w:qFormat="1" w:uiPriority="0" w:name="caption"/>
@@ -5867,7 +5828,7 @@
     <w:lsdException w:unhideWhenUsed="0" w:uiPriority="0" w:semiHidden="0" w:name="Closing"/>
     <w:lsdException w:unhideWhenUsed="0" w:uiPriority="0" w:semiHidden="0" w:name="Signature"/>
     <w:lsdException w:qFormat="1" w:unhideWhenUsed="0" w:uiPriority="0" w:semiHidden="0" w:name="Default Paragraph Font"/>
-    <w:lsdException w:unhideWhenUsed="0" w:uiPriority="99" w:semiHidden="0" w:name="Body Text"/>
+    <w:lsdException w:qFormat="1" w:unhideWhenUsed="0" w:uiPriority="99" w:semiHidden="0" w:name="Body Text"/>
     <w:lsdException w:unhideWhenUsed="0" w:uiPriority="0" w:semiHidden="0" w:name="Body Text Indent"/>
     <w:lsdException w:unhideWhenUsed="0" w:uiPriority="0" w:semiHidden="0" w:name="List Continue"/>
     <w:lsdException w:unhideWhenUsed="0" w:uiPriority="0" w:semiHidden="0" w:name="List Continue 2"/>
@@ -5877,11 +5838,11 @@
     <w:lsdException w:unhideWhenUsed="0" w:uiPriority="0" w:semiHidden="0" w:name="Message Header"/>
     <w:lsdException w:qFormat="1" w:unhideWhenUsed="0" w:uiPriority="0" w:semiHidden="0" w:name="Subtitle"/>
     <w:lsdException w:unhideWhenUsed="0" w:uiPriority="0" w:semiHidden="0" w:name="Salutation"/>
-    <w:lsdException w:unhideWhenUsed="0" w:uiPriority="99" w:semiHidden="0" w:name="Date"/>
+    <w:lsdException w:qFormat="1" w:unhideWhenUsed="0" w:uiPriority="99" w:semiHidden="0" w:name="Date"/>
     <w:lsdException w:unhideWhenUsed="0" w:uiPriority="0" w:semiHidden="0" w:name="Body Text First Indent"/>
     <w:lsdException w:unhideWhenUsed="0" w:uiPriority="0" w:semiHidden="0" w:name="Body Text First Indent 2"/>
     <w:lsdException w:unhideWhenUsed="0" w:uiPriority="0" w:semiHidden="0" w:name="Note Heading"/>
-    <w:lsdException w:unhideWhenUsed="0" w:uiPriority="99" w:semiHidden="0" w:name="Body Text 2"/>
+    <w:lsdException w:qFormat="1" w:unhideWhenUsed="0" w:uiPriority="99" w:semiHidden="0" w:name="Body Text 2"/>
     <w:lsdException w:unhideWhenUsed="0" w:uiPriority="0" w:semiHidden="0" w:name="Body Text 3"/>
     <w:lsdException w:qFormat="1" w:uiPriority="99" w:semiHidden="0" w:name="Body Text Indent 2"/>
     <w:lsdException w:unhideWhenUsed="0" w:uiPriority="0" w:semiHidden="0" w:name="Body Text Indent 3"/>
@@ -5890,10 +5851,10 @@
     <w:lsdException w:qFormat="1" w:unhideWhenUsed="0" w:uiPriority="0" w:semiHidden="0" w:name="FollowedHyperlink"/>
     <w:lsdException w:qFormat="1" w:unhideWhenUsed="0" w:uiPriority="0" w:semiHidden="0" w:name="Strong"/>
     <w:lsdException w:qFormat="1" w:unhideWhenUsed="0" w:uiPriority="0" w:semiHidden="0" w:name="Emphasis"/>
-    <w:lsdException w:unhideWhenUsed="0" w:uiPriority="99" w:name="Document Map"/>
-    <w:lsdException w:unhideWhenUsed="0" w:uiPriority="99" w:semiHidden="0" w:name="Plain Text"/>
+    <w:lsdException w:qFormat="1" w:unhideWhenUsed="0" w:uiPriority="99" w:name="Document Map"/>
+    <w:lsdException w:qFormat="1" w:unhideWhenUsed="0" w:uiPriority="99" w:semiHidden="0" w:name="Plain Text"/>
     <w:lsdException w:unhideWhenUsed="0" w:uiPriority="0" w:semiHidden="0" w:name="E-mail Signature"/>
-    <w:lsdException w:unhideWhenUsed="0" w:uiPriority="99" w:semiHidden="0" w:name="Normal (Web)"/>
+    <w:lsdException w:qFormat="1" w:unhideWhenUsed="0" w:uiPriority="99" w:semiHidden="0" w:name="Normal (Web)"/>
     <w:lsdException w:unhideWhenUsed="0" w:uiPriority="0" w:semiHidden="0" w:name="HTML Acronym"/>
     <w:lsdException w:unhideWhenUsed="0" w:uiPriority="0" w:semiHidden="0" w:name="HTML Address"/>
     <w:lsdException w:unhideWhenUsed="0" w:uiPriority="0" w:semiHidden="0" w:name="HTML Cite"/>
@@ -6216,6 +6177,7 @@
   <w:style w:type="paragraph" w:styleId="5">
     <w:name w:val="Normal Indent"/>
     <w:basedOn w:val="1"/>
+    <w:qFormat/>
     <w:uiPriority w:val="99"/>
     <w:pPr>
       <w:ind w:firstLine="420"/>
@@ -6229,6 +6191,7 @@
     <w:basedOn w:val="1"/>
     <w:next w:val="1"/>
     <w:unhideWhenUsed/>
+    <w:qFormat/>
     <w:uiPriority w:val="39"/>
     <w:pPr>
       <w:ind w:left="2520" w:leftChars="1200"/>
@@ -6244,6 +6207,7 @@
     <w:basedOn w:val="1"/>
     <w:link w:val="40"/>
     <w:semiHidden/>
+    <w:qFormat/>
     <w:uiPriority w:val="99"/>
     <w:pPr>
       <w:shd w:val="clear" w:color="auto" w:fill="000080"/>
@@ -6253,6 +6217,7 @@
     <w:name w:val="Body Text"/>
     <w:basedOn w:val="1"/>
     <w:link w:val="41"/>
+    <w:qFormat/>
     <w:uiPriority w:val="99"/>
     <w:rPr>
       <w:rFonts w:ascii="Arial" w:hAnsi="Arial" w:cs="Arial"/>
@@ -6266,6 +6231,7 @@
     <w:basedOn w:val="1"/>
     <w:next w:val="1"/>
     <w:unhideWhenUsed/>
+    <w:qFormat/>
     <w:uiPriority w:val="39"/>
     <w:pPr>
       <w:ind w:left="1680" w:leftChars="800"/>
@@ -6280,6 +6246,7 @@
     <w:name w:val="toc 3"/>
     <w:basedOn w:val="1"/>
     <w:next w:val="1"/>
+    <w:qFormat/>
     <w:uiPriority w:val="39"/>
     <w:pPr>
       <w:tabs>
@@ -6293,7 +6260,6 @@
       <w:textAlignment w:val="baseline"/>
     </w:pPr>
     <w:rPr>
-      <w:rFonts w:ascii="Times New Roman" w:hAnsi="Times New Roman" w:eastAsia="宋体"/>
       <w:kern w:val="0"/>
       <w:sz w:val="21"/>
       <w:szCs w:val="20"/>
@@ -6303,6 +6269,7 @@
     <w:name w:val="Plain Text"/>
     <w:basedOn w:val="1"/>
     <w:link w:val="42"/>
+    <w:qFormat/>
     <w:uiPriority w:val="99"/>
     <w:rPr>
       <w:rFonts w:ascii="宋体" w:hAnsi="Courier New" w:cs="Courier New"/>
@@ -6315,6 +6282,7 @@
     <w:basedOn w:val="1"/>
     <w:next w:val="1"/>
     <w:unhideWhenUsed/>
+    <w:qFormat/>
     <w:uiPriority w:val="39"/>
     <w:pPr>
       <w:ind w:left="2940" w:leftChars="1400"/>
@@ -6330,6 +6298,7 @@
     <w:basedOn w:val="1"/>
     <w:next w:val="1"/>
     <w:link w:val="43"/>
+    <w:qFormat/>
     <w:uiPriority w:val="99"/>
     <w:rPr>
       <w:sz w:val="21"/>
@@ -6369,6 +6338,7 @@
     <w:name w:val="header"/>
     <w:basedOn w:val="1"/>
     <w:link w:val="45"/>
+    <w:qFormat/>
     <w:uiPriority w:val="99"/>
     <w:pPr>
       <w:pBdr>
@@ -6390,6 +6360,7 @@
     <w:name w:val="toc 1"/>
     <w:basedOn w:val="1"/>
     <w:next w:val="1"/>
+    <w:qFormat/>
     <w:uiPriority w:val="39"/>
     <w:pPr>
       <w:tabs>
@@ -6414,6 +6385,7 @@
     <w:basedOn w:val="1"/>
     <w:next w:val="1"/>
     <w:unhideWhenUsed/>
+    <w:qFormat/>
     <w:uiPriority w:val="39"/>
     <w:pPr>
       <w:tabs>
@@ -6422,7 +6394,7 @@
       <w:ind w:left="960" w:leftChars="400" w:firstLine="0" w:firstLineChars="0"/>
     </w:pPr>
     <w:rPr>
-      <w:rFonts w:ascii="Calibri" w:hAnsi="Calibri" w:eastAsia="宋体" w:cs="Times New Roman"/>
+      <w:rFonts w:ascii="Calibri" w:hAnsi="Calibri"/>
       <w:sz w:val="21"/>
       <w:szCs w:val="22"/>
     </w:rPr>
@@ -6432,6 +6404,7 @@
     <w:basedOn w:val="1"/>
     <w:next w:val="1"/>
     <w:unhideWhenUsed/>
+    <w:qFormat/>
     <w:uiPriority w:val="39"/>
     <w:pPr>
       <w:ind w:left="2100" w:leftChars="1000"/>
@@ -6451,10 +6424,11 @@
       <w:tabs>
         <w:tab w:val="right" w:leader="dot" w:pos="8306"/>
       </w:tabs>
-      <w:ind w:left="480" w:leftChars="150" w:hanging="120" w:hangingChars="50"/>
+      <w:spacing w:before="0"/>
+      <w:ind w:left="480" w:leftChars="150" w:firstLine="0" w:firstLineChars="0"/>
     </w:pPr>
     <w:rPr>
-      <w:rFonts w:ascii="Cambria" w:hAnsi="Cambria" w:eastAsia="宋体" w:cs="宋体"/>
+      <w:rFonts w:cs="宋体"/>
       <w:kern w:val="0"/>
     </w:rPr>
   </w:style>
@@ -6463,6 +6437,7 @@
     <w:basedOn w:val="1"/>
     <w:next w:val="1"/>
     <w:unhideWhenUsed/>
+    <w:qFormat/>
     <w:uiPriority w:val="39"/>
     <w:pPr>
       <w:ind w:left="3360" w:leftChars="1600"/>
@@ -6477,6 +6452,7 @@
     <w:name w:val="Body Text 2"/>
     <w:basedOn w:val="1"/>
     <w:link w:val="46"/>
+    <w:qFormat/>
     <w:uiPriority w:val="99"/>
     <w:rPr>
       <w:rFonts w:ascii="Courier New" w:hAnsi="Courier New" w:cs="Courier New"/>
@@ -6487,6 +6463,7 @@
   <w:style w:type="paragraph" w:styleId="26">
     <w:name w:val="Normal (Web)"/>
     <w:basedOn w:val="1"/>
+    <w:qFormat/>
     <w:uiPriority w:val="99"/>
     <w:pPr>
       <w:widowControl/>
@@ -6769,6 +6746,7 @@
   <w:style w:type="paragraph" w:customStyle="1" w:styleId="50">
     <w:name w:val="内容"/>
     <w:basedOn w:val="1"/>
+    <w:qFormat/>
     <w:uiPriority w:val="99"/>
     <w:pPr>
       <w:ind w:firstLine="200" w:firstLineChars="200"/>
@@ -6896,6 +6874,7 @@
   <w:style w:type="character" w:customStyle="1" w:styleId="60">
     <w:name w:val="日期 字符"/>
     <w:semiHidden/>
+    <w:qFormat/>
     <w:uiPriority w:val="99"/>
     <w:rPr>
       <w:kern w:val="2"/>
